--- a/Müller_Oetterli_Burger_mma25aL_M287.docx
+++ b/Müller_Oetterli_Burger_mma25aL_M287.docx
@@ -3,7 +3,6 @@
 <w:document xmlns:wpc="http://schemas.microsoft.com/office/word/2010/wordprocessingCanvas" xmlns:cx="http://schemas.microsoft.com/office/drawing/2014/chartex" xmlns:cx1="http://schemas.microsoft.com/office/drawing/2015/9/8/chartex" xmlns:cx2="http://schemas.microsoft.com/office/drawing/2015/10/21/chartex" xmlns:cx3="http://schemas.microsoft.com/office/drawing/2016/5/9/chartex" xmlns:cx4="http://schemas.microsoft.com/office/drawing/2016/5/10/chartex" xmlns:cx5="http://schemas.microsoft.com/office/drawing/2016/5/11/chartex" xmlns:cx6="http://schemas.microsoft.com/office/drawing/2016/5/12/chartex" xmlns:cx7="http://schemas.microsoft.com/office/drawing/2016/5/13/chartex" xmlns:cx8="http://schemas.microsoft.com/office/drawing/2016/5/14/chartex" xmlns:mc="http://schemas.openxmlformats.org/markup-compatibility/2006" xmlns:aink="http://schemas.microsoft.com/office/drawing/2016/ink" xmlns:am3d="http://schemas.microsoft.com/office/drawing/2017/model3d" xmlns:o="urn:schemas-microsoft-com:office:office" xmlns:oel="http://schemas.microsoft.com/office/2019/extlst" xmlns:r="http://schemas.openxmlformats.org/officeDocument/2006/relationships" xmlns:m="http://schemas.openxmlformats.org/officeDocument/2006/math" xmlns:v="urn:schemas-microsoft-com:vml" xmlns:wp14="http://schemas.microsoft.com/office/word/2010/wordprocessingDrawing" xmlns:wp="http://schemas.openxmlformats.org/drawingml/2006/wordprocessingDrawing" xmlns:w10="urn:schemas-microsoft-com:office:word" xmlns:w="http://schemas.openxmlformats.org/wordprocessingml/2006/main" xmlns:w14="http://schemas.microsoft.com/office/word/2010/wordml" xmlns:w15="http://schemas.microsoft.com/office/word/2012/wordml" xmlns:w16cex="http://schemas.microsoft.com/office/word/2018/wordml/cex" xmlns:w16cid="http://schemas.microsoft.com/office/word/2016/wordml/cid" xmlns:w16="http://schemas.microsoft.com/office/word/2018/wordml" xmlns:w16du="http://schemas.microsoft.com/office/word/2023/wordml/word16du" xmlns:w16sdtdh="http://schemas.microsoft.com/office/word/2020/wordml/sdtdatahash" xmlns:w16sdtfl="http://schemas.microsoft.com/office/word/2024/wordml/sdtformatlock" xmlns:w16se="http://schemas.microsoft.com/office/word/2015/wordml/symex" xmlns:wpg="http://schemas.microsoft.com/office/word/2010/wordprocessingGroup" xmlns:wpi="http://schemas.microsoft.com/office/word/2010/wordprocessingInk" xmlns:wne="http://schemas.microsoft.com/office/word/2006/wordml" xmlns:wps="http://schemas.microsoft.com/office/word/2010/wordprocessingShape" mc:Ignorable="w14 w15 w16se w16cid w16 w16cex w16sdtdh w16sdtfl w16du wp14">
   <w:body>
     <w:p>
-      <w:bookmarkStart w:id="0" w:name="_Toc230707200"/>
       <w:r>
         <w:rPr>
           <w:noProof/>
@@ -119,7 +118,7 @@
           <w:r>
             <w:fldChar w:fldCharType="separate"/>
           </w:r>
-          <w:hyperlink w:anchor="_Toc230707200" w:history="1">
+          <w:hyperlink w:anchor="_Toc231139639" w:history="1">
             <w:r>
               <w:rPr>
                 <w:rStyle w:val="Hyperlink"/>
@@ -161,7 +160,7 @@
                 <w:noProof/>
                 <w:webHidden/>
               </w:rPr>
-              <w:instrText xml:space="preserve"> PAGEREF _Toc230707200 \h </w:instrText>
+              <w:instrText xml:space="preserve"> PAGEREF _Toc231139639 \h </w:instrText>
             </w:r>
             <w:r>
               <w:rPr>
@@ -181,7 +180,7 @@
                 <w:noProof/>
                 <w:webHidden/>
               </w:rPr>
-              <w:t>1</w:t>
+              <w:t>3</w:t>
             </w:r>
             <w:r>
               <w:rPr>
@@ -201,7 +200,7 @@
               <w:lang w:eastAsia="de-CH"/>
             </w:rPr>
           </w:pPr>
-          <w:hyperlink w:anchor="_Toc230707201" w:history="1">
+          <w:hyperlink w:anchor="_Toc231139640" w:history="1">
             <w:r>
               <w:rPr>
                 <w:rStyle w:val="Hyperlink"/>
@@ -243,7 +242,7 @@
                 <w:noProof/>
                 <w:webHidden/>
               </w:rPr>
-              <w:instrText xml:space="preserve"> PAGEREF _Toc230707201 \h </w:instrText>
+              <w:instrText xml:space="preserve"> PAGEREF _Toc231139640 \h </w:instrText>
             </w:r>
             <w:r>
               <w:rPr>
@@ -263,7 +262,7 @@
                 <w:noProof/>
                 <w:webHidden/>
               </w:rPr>
-              <w:t>1</w:t>
+              <w:t>4</w:t>
             </w:r>
             <w:r>
               <w:rPr>
@@ -283,7 +282,7 @@
               <w:lang w:eastAsia="de-CH"/>
             </w:rPr>
           </w:pPr>
-          <w:hyperlink w:anchor="_Toc230707202" w:history="1">
+          <w:hyperlink w:anchor="_Toc231139641" w:history="1">
             <w:r>
               <w:rPr>
                 <w:rStyle w:val="Hyperlink"/>
@@ -325,7 +324,7 @@
                 <w:noProof/>
                 <w:webHidden/>
               </w:rPr>
-              <w:instrText xml:space="preserve"> PAGEREF _Toc230707202 \h </w:instrText>
+              <w:instrText xml:space="preserve"> PAGEREF _Toc231139641 \h </w:instrText>
             </w:r>
             <w:r>
               <w:rPr>
@@ -345,7 +344,7 @@
                 <w:noProof/>
                 <w:webHidden/>
               </w:rPr>
-              <w:t>1</w:t>
+              <w:t>4</w:t>
             </w:r>
             <w:r>
               <w:rPr>
@@ -365,7 +364,7 @@
               <w:lang w:eastAsia="de-CH"/>
             </w:rPr>
           </w:pPr>
-          <w:hyperlink w:anchor="_Toc230707203" w:history="1">
+          <w:hyperlink w:anchor="_Toc231139642" w:history="1">
             <w:r>
               <w:rPr>
                 <w:rStyle w:val="Hyperlink"/>
@@ -407,7 +406,7 @@
                 <w:noProof/>
                 <w:webHidden/>
               </w:rPr>
-              <w:instrText xml:space="preserve"> PAGEREF _Toc230707203 \h </w:instrText>
+              <w:instrText xml:space="preserve"> PAGEREF _Toc231139642 \h </w:instrText>
             </w:r>
             <w:r>
               <w:rPr>
@@ -427,7 +426,7 @@
                 <w:noProof/>
                 <w:webHidden/>
               </w:rPr>
-              <w:t>1</w:t>
+              <w:t>4</w:t>
             </w:r>
             <w:r>
               <w:rPr>
@@ -447,7 +446,7 @@
               <w:lang w:eastAsia="de-CH"/>
             </w:rPr>
           </w:pPr>
-          <w:hyperlink w:anchor="_Toc230707204" w:history="1">
+          <w:hyperlink w:anchor="_Toc231139643" w:history="1">
             <w:r>
               <w:rPr>
                 <w:rStyle w:val="Hyperlink"/>
@@ -489,7 +488,7 @@
                 <w:noProof/>
                 <w:webHidden/>
               </w:rPr>
-              <w:instrText xml:space="preserve"> PAGEREF _Toc230707204 \h </w:instrText>
+              <w:instrText xml:space="preserve"> PAGEREF _Toc231139643 \h </w:instrText>
             </w:r>
             <w:r>
               <w:rPr>
@@ -509,7 +508,7 @@
                 <w:noProof/>
                 <w:webHidden/>
               </w:rPr>
-              <w:t>1</w:t>
+              <w:t>4</w:t>
             </w:r>
             <w:r>
               <w:rPr>
@@ -549,6 +548,7 @@
       <w:pPr>
         <w:pStyle w:val="berschrift1"/>
       </w:pPr>
+      <w:bookmarkStart w:id="0" w:name="_Toc231139639"/>
       <w:r>
         <w:lastRenderedPageBreak/>
         <w:t>Umsetzung der Webseite</w:t>
@@ -631,6 +631,716 @@
           </w:p>
         </w:tc>
       </w:tr>
+      <w:tr>
+        <w:tc>
+          <w:tcPr>
+            <w:tcW w:w="3020" w:type="dxa"/>
+          </w:tcPr>
+          <w:p>
+            <w:r>
+              <w:t>Infos</w:t>
+            </w:r>
+            <w:r>
+              <w:t xml:space="preserve"> auf</w:t>
+            </w:r>
+            <w:r>
+              <w:t xml:space="preserve"> Startseite</w:t>
+            </w:r>
+          </w:p>
+        </w:tc>
+        <w:tc>
+          <w:tcPr>
+            <w:tcW w:w="3021" w:type="dxa"/>
+          </w:tcPr>
+          <w:p>
+            <w:r>
+              <w:t>Index.html</w:t>
+            </w:r>
+          </w:p>
+        </w:tc>
+        <w:tc>
+          <w:tcPr>
+            <w:tcW w:w="3021" w:type="dxa"/>
+          </w:tcPr>
+          <w:p>
+            <w:r>
+              <w:t>32</w:t>
+            </w:r>
+          </w:p>
+        </w:tc>
+      </w:tr>
+      <w:tr>
+        <w:tc>
+          <w:tcPr>
+            <w:tcW w:w="3020" w:type="dxa"/>
+          </w:tcPr>
+          <w:p>
+            <w:r>
+              <w:t>Externes CSS eingebunden</w:t>
+            </w:r>
+          </w:p>
+        </w:tc>
+        <w:tc>
+          <w:tcPr>
+            <w:tcW w:w="3021" w:type="dxa"/>
+          </w:tcPr>
+          <w:p>
+            <w:pPr>
+              <w:rPr>
+                <w:lang w:val="en-US"/>
+              </w:rPr>
+            </w:pPr>
+            <w:r>
+              <w:rPr>
+                <w:lang w:val="en-US"/>
+              </w:rPr>
+              <w:t xml:space="preserve">Alle HTML </w:t>
+            </w:r>
+            <w:r>
+              <w:rPr>
+                <w:lang w:val="en-US"/>
+              </w:rPr>
+              <w:t>S</w:t>
+            </w:r>
+            <w:r>
+              <w:rPr>
+                <w:lang w:val="en-US"/>
+              </w:rPr>
+              <w:t>eiten</w:t>
+            </w:r>
+          </w:p>
+        </w:tc>
+        <w:tc>
+          <w:tcPr>
+            <w:tcW w:w="3021" w:type="dxa"/>
+          </w:tcPr>
+          <w:p>
+            <w:pPr>
+              <w:rPr>
+                <w:lang w:val="en-US"/>
+              </w:rPr>
+            </w:pPr>
+            <w:r>
+              <w:rPr>
+                <w:lang w:val="en-US"/>
+              </w:rPr>
+              <w:t>6</w:t>
+            </w:r>
+          </w:p>
+        </w:tc>
+      </w:tr>
+      <w:tr>
+        <w:tc>
+          <w:tcPr>
+            <w:tcW w:w="3020" w:type="dxa"/>
+          </w:tcPr>
+          <w:p>
+            <w:pPr>
+              <w:rPr>
+                <w:lang w:val="en-US"/>
+              </w:rPr>
+            </w:pPr>
+            <w:r>
+              <w:rPr>
+                <w:lang w:val="en-US"/>
+              </w:rPr>
+              <w:t>W3.CSS</w:t>
+            </w:r>
+          </w:p>
+        </w:tc>
+        <w:tc>
+          <w:tcPr>
+            <w:tcW w:w="3021" w:type="dxa"/>
+          </w:tcPr>
+          <w:p>
+            <w:pPr>
+              <w:rPr>
+                <w:lang w:val="en-US"/>
+              </w:rPr>
+            </w:pPr>
+            <w:r>
+              <w:rPr>
+                <w:lang w:val="en-US"/>
+              </w:rPr>
+              <w:t xml:space="preserve">Alle HTML </w:t>
+            </w:r>
+            <w:r>
+              <w:rPr>
+                <w:lang w:val="en-US"/>
+              </w:rPr>
+              <w:t>S</w:t>
+            </w:r>
+            <w:r>
+              <w:rPr>
+                <w:lang w:val="en-US"/>
+              </w:rPr>
+              <w:t>eiten</w:t>
+            </w:r>
+          </w:p>
+        </w:tc>
+        <w:tc>
+          <w:tcPr>
+            <w:tcW w:w="3021" w:type="dxa"/>
+          </w:tcPr>
+          <w:p>
+            <w:pPr>
+              <w:rPr>
+                <w:lang w:val="en-US"/>
+              </w:rPr>
+            </w:pPr>
+            <w:r>
+              <w:rPr>
+                <w:lang w:val="en-US"/>
+              </w:rPr>
+              <w:t>7</w:t>
+            </w:r>
+          </w:p>
+        </w:tc>
+      </w:tr>
+      <w:tr>
+        <w:tc>
+          <w:tcPr>
+            <w:tcW w:w="3020" w:type="dxa"/>
+          </w:tcPr>
+          <w:p>
+            <w:r>
+              <w:t xml:space="preserve">Auf </w:t>
+            </w:r>
+            <w:proofErr w:type="spellStart"/>
+            <w:r>
+              <w:t>desktop</w:t>
+            </w:r>
+            <w:proofErr w:type="spellEnd"/>
+            <w:r>
+              <w:t xml:space="preserve"> und Smartphone </w:t>
+            </w:r>
+            <w:r>
+              <w:t>2</w:t>
+            </w:r>
+            <w:r>
+              <w:t xml:space="preserve"> </w:t>
+            </w:r>
+            <w:r>
+              <w:t>Spalten</w:t>
+            </w:r>
+          </w:p>
+        </w:tc>
+        <w:tc>
+          <w:tcPr>
+            <w:tcW w:w="3021" w:type="dxa"/>
+          </w:tcPr>
+          <w:p/>
+        </w:tc>
+        <w:tc>
+          <w:tcPr>
+            <w:tcW w:w="3021" w:type="dxa"/>
+          </w:tcPr>
+          <w:p/>
+        </w:tc>
+      </w:tr>
+      <w:tr>
+        <w:tc>
+          <w:tcPr>
+            <w:tcW w:w="3020" w:type="dxa"/>
+          </w:tcPr>
+          <w:p>
+            <w:r>
+              <w:t>Desktop mit drei Spalten,</w:t>
+            </w:r>
+            <w:r>
+              <w:t xml:space="preserve"> </w:t>
+            </w:r>
+            <w:r>
+              <w:t>mind. Zwei unterschiedliche Spaltenbreiten</w:t>
+            </w:r>
+          </w:p>
+        </w:tc>
+        <w:tc>
+          <w:tcPr>
+            <w:tcW w:w="3021" w:type="dxa"/>
+          </w:tcPr>
+          <w:p/>
+        </w:tc>
+        <w:tc>
+          <w:tcPr>
+            <w:tcW w:w="3021" w:type="dxa"/>
+          </w:tcPr>
+          <w:p/>
+        </w:tc>
+      </w:tr>
+      <w:tr>
+        <w:tc>
+          <w:tcPr>
+            <w:tcW w:w="3020" w:type="dxa"/>
+          </w:tcPr>
+          <w:p>
+            <w:r>
+              <w:t>Desktop vier Spalten, Tablet zwei Spalten</w:t>
+            </w:r>
+          </w:p>
+        </w:tc>
+        <w:tc>
+          <w:tcPr>
+            <w:tcW w:w="3021" w:type="dxa"/>
+          </w:tcPr>
+          <w:p/>
+        </w:tc>
+        <w:tc>
+          <w:tcPr>
+            <w:tcW w:w="3021" w:type="dxa"/>
+          </w:tcPr>
+          <w:p/>
+        </w:tc>
+      </w:tr>
+      <w:tr>
+        <w:tc>
+          <w:tcPr>
+            <w:tcW w:w="3020" w:type="dxa"/>
+          </w:tcPr>
+          <w:p>
+            <w:pPr>
+              <w:rPr>
+                <w:lang w:val="en-US"/>
+              </w:rPr>
+            </w:pPr>
+            <w:r>
+              <w:rPr>
+                <w:lang w:val="en-US"/>
+              </w:rPr>
+              <w:t>Card</w:t>
+            </w:r>
+          </w:p>
+        </w:tc>
+        <w:tc>
+          <w:tcPr>
+            <w:tcW w:w="3021" w:type="dxa"/>
+          </w:tcPr>
+          <w:p>
+            <w:pPr>
+              <w:rPr>
+                <w:lang w:val="en-US"/>
+              </w:rPr>
+            </w:pPr>
+            <w:r>
+              <w:rPr>
+                <w:lang w:val="en-US"/>
+              </w:rPr>
+              <w:t>Index.html</w:t>
+            </w:r>
+          </w:p>
+        </w:tc>
+        <w:tc>
+          <w:tcPr>
+            <w:tcW w:w="3021" w:type="dxa"/>
+          </w:tcPr>
+          <w:p>
+            <w:pPr>
+              <w:rPr>
+                <w:lang w:val="en-US"/>
+              </w:rPr>
+            </w:pPr>
+            <w:r>
+              <w:rPr>
+                <w:lang w:val="en-US"/>
+              </w:rPr>
+              <w:t>z. B. 45</w:t>
+            </w:r>
+            <w:r>
+              <w:rPr>
+                <w:lang w:val="en-US"/>
+              </w:rPr>
+              <w:t xml:space="preserve"> </w:t>
+            </w:r>
+            <w:proofErr w:type="spellStart"/>
+            <w:r>
+              <w:rPr>
+                <w:lang w:val="en-US"/>
+              </w:rPr>
+              <w:t>oder</w:t>
+            </w:r>
+            <w:proofErr w:type="spellEnd"/>
+            <w:r>
+              <w:rPr>
+                <w:lang w:val="en-US"/>
+              </w:rPr>
+              <w:t xml:space="preserve"> 36</w:t>
+            </w:r>
+          </w:p>
+        </w:tc>
+      </w:tr>
+      <w:tr>
+        <w:tc>
+          <w:tcPr>
+            <w:tcW w:w="3020" w:type="dxa"/>
+          </w:tcPr>
+          <w:p>
+            <w:pPr>
+              <w:rPr>
+                <w:lang w:val="en-US"/>
+              </w:rPr>
+            </w:pPr>
+            <w:r>
+              <w:rPr>
+                <w:lang w:val="en-US"/>
+              </w:rPr>
+              <w:t>Modal window</w:t>
+            </w:r>
+          </w:p>
+        </w:tc>
+        <w:tc>
+          <w:tcPr>
+            <w:tcW w:w="3021" w:type="dxa"/>
+          </w:tcPr>
+          <w:p>
+            <w:pPr>
+              <w:rPr>
+                <w:lang w:val="en-US"/>
+              </w:rPr>
+            </w:pPr>
+            <w:r>
+              <w:rPr>
+                <w:lang w:val="en-US"/>
+              </w:rPr>
+              <w:t>Facts.html</w:t>
+            </w:r>
+          </w:p>
+        </w:tc>
+        <w:tc>
+          <w:tcPr>
+            <w:tcW w:w="3021" w:type="dxa"/>
+          </w:tcPr>
+          <w:p>
+            <w:pPr>
+              <w:rPr>
+                <w:lang w:val="en-US"/>
+              </w:rPr>
+            </w:pPr>
+          </w:p>
+        </w:tc>
+      </w:tr>
+      <w:tr>
+        <w:tc>
+          <w:tcPr>
+            <w:tcW w:w="3020" w:type="dxa"/>
+          </w:tcPr>
+          <w:p>
+            <w:pPr>
+              <w:rPr>
+                <w:lang w:val="en-US"/>
+              </w:rPr>
+            </w:pPr>
+            <w:proofErr w:type="spellStart"/>
+            <w:r>
+              <w:rPr>
+                <w:lang w:val="en-US"/>
+              </w:rPr>
+              <w:t>accordeon</w:t>
+            </w:r>
+            <w:proofErr w:type="spellEnd"/>
+          </w:p>
+        </w:tc>
+        <w:tc>
+          <w:tcPr>
+            <w:tcW w:w="3021" w:type="dxa"/>
+          </w:tcPr>
+          <w:p>
+            <w:pPr>
+              <w:rPr>
+                <w:lang w:val="en-US"/>
+              </w:rPr>
+            </w:pPr>
+            <w:r>
+              <w:rPr>
+                <w:lang w:val="en-US"/>
+              </w:rPr>
+              <w:t>Facts.html</w:t>
+            </w:r>
+          </w:p>
+        </w:tc>
+        <w:tc>
+          <w:tcPr>
+            <w:tcW w:w="3021" w:type="dxa"/>
+          </w:tcPr>
+          <w:p>
+            <w:pPr>
+              <w:rPr>
+                <w:lang w:val="en-US"/>
+              </w:rPr>
+            </w:pPr>
+            <w:r>
+              <w:rPr>
+                <w:lang w:val="en-US"/>
+              </w:rPr>
+              <w:t>28 - 107</w:t>
+            </w:r>
+          </w:p>
+        </w:tc>
+      </w:tr>
+      <w:tr>
+        <w:tc>
+          <w:tcPr>
+            <w:tcW w:w="3020" w:type="dxa"/>
+          </w:tcPr>
+          <w:p>
+            <w:r>
+              <w:t>Bild auf dem Text s</w:t>
+            </w:r>
+            <w:r>
+              <w:t>teht</w:t>
+            </w:r>
+          </w:p>
+        </w:tc>
+        <w:tc>
+          <w:tcPr>
+            <w:tcW w:w="3021" w:type="dxa"/>
+          </w:tcPr>
+          <w:p/>
+        </w:tc>
+        <w:tc>
+          <w:tcPr>
+            <w:tcW w:w="3021" w:type="dxa"/>
+          </w:tcPr>
+          <w:p/>
+        </w:tc>
+      </w:tr>
+      <w:tr>
+        <w:tc>
+          <w:tcPr>
+            <w:tcW w:w="3020" w:type="dxa"/>
+          </w:tcPr>
+          <w:p>
+            <w:r>
+              <w:t xml:space="preserve">Animiertes </w:t>
+            </w:r>
+            <w:r>
+              <w:t>E</w:t>
+            </w:r>
+            <w:r>
+              <w:t>lement</w:t>
+            </w:r>
+          </w:p>
+        </w:tc>
+        <w:tc>
+          <w:tcPr>
+            <w:tcW w:w="3021" w:type="dxa"/>
+          </w:tcPr>
+          <w:p>
+            <w:r>
+              <w:t>Index.html</w:t>
+            </w:r>
+          </w:p>
+        </w:tc>
+        <w:tc>
+          <w:tcPr>
+            <w:tcW w:w="3021" w:type="dxa"/>
+          </w:tcPr>
+          <w:p>
+            <w:r>
+              <w:t>z. B. 24 oder 25</w:t>
+            </w:r>
+          </w:p>
+        </w:tc>
+      </w:tr>
+      <w:tr>
+        <w:tc>
+          <w:tcPr>
+            <w:tcW w:w="3020" w:type="dxa"/>
+          </w:tcPr>
+          <w:p>
+            <w:r>
+              <w:t>Video</w:t>
+            </w:r>
+          </w:p>
+        </w:tc>
+        <w:tc>
+          <w:tcPr>
+            <w:tcW w:w="3021" w:type="dxa"/>
+          </w:tcPr>
+          <w:p>
+            <w:r>
+              <w:t>Media.html</w:t>
+            </w:r>
+          </w:p>
+        </w:tc>
+        <w:tc>
+          <w:tcPr>
+            <w:tcW w:w="3021" w:type="dxa"/>
+          </w:tcPr>
+          <w:p>
+            <w:r>
+              <w:t>30</w:t>
+            </w:r>
+          </w:p>
+        </w:tc>
+      </w:tr>
+      <w:tr>
+        <w:tc>
+          <w:tcPr>
+            <w:tcW w:w="3020" w:type="dxa"/>
+          </w:tcPr>
+          <w:p>
+            <w:r>
+              <w:t>Video noch nicht laden</w:t>
+            </w:r>
+          </w:p>
+        </w:tc>
+        <w:tc>
+          <w:tcPr>
+            <w:tcW w:w="3021" w:type="dxa"/>
+          </w:tcPr>
+          <w:p>
+            <w:r>
+              <w:t>Media.html</w:t>
+            </w:r>
+          </w:p>
+        </w:tc>
+        <w:tc>
+          <w:tcPr>
+            <w:tcW w:w="3021" w:type="dxa"/>
+          </w:tcPr>
+          <w:p>
+            <w:r>
+              <w:t>29</w:t>
+            </w:r>
+          </w:p>
+        </w:tc>
+      </w:tr>
+      <w:tr>
+        <w:tc>
+          <w:tcPr>
+            <w:tcW w:w="3020" w:type="dxa"/>
+          </w:tcPr>
+          <w:p>
+            <w:r>
+              <w:t>Audio</w:t>
+            </w:r>
+          </w:p>
+        </w:tc>
+        <w:tc>
+          <w:tcPr>
+            <w:tcW w:w="3021" w:type="dxa"/>
+          </w:tcPr>
+          <w:p>
+            <w:r>
+              <w:t>Media.html</w:t>
+            </w:r>
+          </w:p>
+        </w:tc>
+        <w:tc>
+          <w:tcPr>
+            <w:tcW w:w="3021" w:type="dxa"/>
+          </w:tcPr>
+          <w:p>
+            <w:r>
+              <w:t>40</w:t>
+            </w:r>
+          </w:p>
+        </w:tc>
+      </w:tr>
+      <w:tr>
+        <w:tc>
+          <w:tcPr>
+            <w:tcW w:w="3020" w:type="dxa"/>
+          </w:tcPr>
+          <w:p>
+            <w:r>
+              <w:t>Pause/Play knöpfe für Audio</w:t>
+            </w:r>
+          </w:p>
+        </w:tc>
+        <w:tc>
+          <w:tcPr>
+            <w:tcW w:w="3021" w:type="dxa"/>
+          </w:tcPr>
+          <w:p/>
+        </w:tc>
+        <w:tc>
+          <w:tcPr>
+            <w:tcW w:w="3021" w:type="dxa"/>
+          </w:tcPr>
+          <w:p/>
+        </w:tc>
+      </w:tr>
+      <w:tr>
+        <w:tc>
+          <w:tcPr>
+            <w:tcW w:w="3020" w:type="dxa"/>
+          </w:tcPr>
+          <w:p>
+            <w:r>
+              <w:t>Audio noch nicht laden</w:t>
+            </w:r>
+          </w:p>
+        </w:tc>
+        <w:tc>
+          <w:tcPr>
+            <w:tcW w:w="3021" w:type="dxa"/>
+          </w:tcPr>
+          <w:p>
+            <w:r>
+              <w:t>Media.html</w:t>
+            </w:r>
+          </w:p>
+        </w:tc>
+        <w:tc>
+          <w:tcPr>
+            <w:tcW w:w="3021" w:type="dxa"/>
+          </w:tcPr>
+          <w:p>
+            <w:r>
+              <w:t>39</w:t>
+            </w:r>
+          </w:p>
+        </w:tc>
+      </w:tr>
+      <w:tr>
+        <w:tc>
+          <w:tcPr>
+            <w:tcW w:w="3020" w:type="dxa"/>
+          </w:tcPr>
+          <w:p>
+            <w:proofErr w:type="gramStart"/>
+            <w:r>
+              <w:t xml:space="preserve">CSS </w:t>
+            </w:r>
+            <w:r>
+              <w:t>Feature</w:t>
+            </w:r>
+            <w:proofErr w:type="gramEnd"/>
+            <w:r>
+              <w:t xml:space="preserve"> (</w:t>
+            </w:r>
+            <w:proofErr w:type="spellStart"/>
+            <w:r>
+              <w:t>parallax</w:t>
+            </w:r>
+            <w:proofErr w:type="spellEnd"/>
+            <w:r>
+              <w:t>)</w:t>
+            </w:r>
+          </w:p>
+        </w:tc>
+        <w:tc>
+          <w:tcPr>
+            <w:tcW w:w="3021" w:type="dxa"/>
+          </w:tcPr>
+          <w:p>
+            <w:r>
+              <w:t>Index.html</w:t>
+            </w:r>
+          </w:p>
+        </w:tc>
+        <w:tc>
+          <w:tcPr>
+            <w:tcW w:w="3021" w:type="dxa"/>
+          </w:tcPr>
+          <w:p>
+            <w:r>
+              <w:t>22</w:t>
+            </w:r>
+          </w:p>
+        </w:tc>
+      </w:tr>
     </w:tbl>
     <w:p/>
     <w:p>
@@ -642,7 +1352,7 @@
       <w:pPr>
         <w:pStyle w:val="berschrift1"/>
       </w:pPr>
-      <w:bookmarkStart w:id="1" w:name="_Toc230707201"/>
+      <w:bookmarkStart w:id="1" w:name="_Toc231139640"/>
       <w:r>
         <w:lastRenderedPageBreak/>
         <w:t>Weitergabe an eine andere Person</w:t>
@@ -666,7 +1376,7 @@
       <w:pPr>
         <w:pStyle w:val="berschrift1"/>
       </w:pPr>
-      <w:bookmarkStart w:id="2" w:name="_Toc230707202"/>
+      <w:bookmarkStart w:id="2" w:name="_Toc231139641"/>
       <w:r>
         <w:t>Mögliche Erweiterungen</w:t>
       </w:r>
@@ -679,19 +1389,31 @@
       <w:r>
         <w:t>Wenn wir mehr Zeit gehabt hätten, würden wir die Webseite noch weiter ausbauen. Zum Beispiel könnten wir noch eine Unterseite über Sehenswürdigkeiten, Kultur oder Reisetipps erstellen.</w:t>
       </w:r>
-    </w:p>
-    <w:p>
       <w:r>
-        <w:t>Auch eine grössere Bildergalerie oder eine Slideshow wäre möglich. Zusätzlich könnte man die Webseite noch besser für Smartphones anpassen, damit sie auf allen Geräten gleich schön aussieht.</w:t>
+        <w:t xml:space="preserve"> </w:t>
+      </w:r>
+      <w:r>
+        <w:t>Auch eine grössere Bildergalerie o</w:t>
+      </w:r>
+      <w:r>
+        <w:t xml:space="preserve">der gleich ganze Mediathek wäre </w:t>
+      </w:r>
+      <w:r>
+        <w:t>möglich.</w:t>
       </w:r>
     </w:p>
     <w:p>
       <w:pPr>
         <w:pStyle w:val="berschrift1"/>
       </w:pPr>
-      <w:bookmarkStart w:id="3" w:name="_Toc230707203"/>
+      <w:bookmarkStart w:id="3" w:name="_Toc231139642"/>
+      <w:proofErr w:type="spellStart"/>
       <w:r>
-        <w:t>Lessons Learned</w:t>
+        <w:t>Lessons</w:t>
+      </w:r>
+      <w:proofErr w:type="spellEnd"/>
+      <w:r>
+        <w:t xml:space="preserve"> Learned</w:t>
       </w:r>
       <w:bookmarkEnd w:id="3"/>
       <w:r>
@@ -705,19 +1427,30 @@
     </w:p>
     <w:p>
       <w:r>
-        <w:t>Wir hatten am Anfang Mühe mit dem Platzieren der Bilder und mit den Abständen. Durch CSS und W3.CSS konnten wir das Layout verbessern. Wir haben auch gelernt, wie man Video und Audio in eine Webseite einbindet.</w:t>
+        <w:t xml:space="preserve">Wir hatten am Anfang Mühe mit dem Platzieren der Bilder und mit den Abständen. Durch CSS und W3.CSS konnten wir das Layout verbessern. </w:t>
       </w:r>
     </w:p>
     <w:p>
       <w:r>
-        <w:t>Beim nächsten Mal würden wir die Webseite zuerst genauer planen. So wüssten wir von Anfang an besser, welche Seiten und Dateien wir brauchen.</w:t>
+        <w:t xml:space="preserve">Beim nächsten Mal würden wir die Webseite </w:t>
+      </w:r>
+      <w:r>
+        <w:t xml:space="preserve">zuerst besser besprechen, sodass wir am Anfang schon </w:t>
+      </w:r>
+      <w:proofErr w:type="gramStart"/>
+      <w:r>
+        <w:t>wissen</w:t>
+      </w:r>
+      <w:proofErr w:type="gramEnd"/>
+      <w:r>
+        <w:t xml:space="preserve"> wo was hinkommt.</w:t>
       </w:r>
     </w:p>
     <w:p>
       <w:pPr>
         <w:pStyle w:val="berschrift1"/>
       </w:pPr>
-      <w:bookmarkStart w:id="4" w:name="_Toc230707204"/>
+      <w:bookmarkStart w:id="4" w:name="_Toc231139643"/>
       <w:r>
         <w:t>Selbstständigkeitserklärung</w:t>
       </w:r>
@@ -861,7 +1594,7 @@
         </mc:Choice>
         <mc:Fallback>
           <w:pict>
-            <v:rect w14:anchorId="7750913A" id="Rechteck 223" o:spid="_x0000_s1026" style="position:absolute;margin-left:0;margin-top:0;width:579.9pt;height:750.3pt;z-index:251659264;visibility:visible;mso-wrap-style:square;mso-width-percent:950;mso-height-percent:950;mso-wrap-distance-left:9pt;mso-wrap-distance-top:0;mso-wrap-distance-right:9pt;mso-wrap-distance-bottom:0;mso-position-horizontal:center;mso-position-horizontal-relative:page;mso-position-vertical:center;mso-position-vertical-relative:page;mso-width-percent:950;mso-height-percent:950;mso-width-relative:page;mso-height-relative:page;v-text-anchor:middle" o:gfxdata="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" filled="f" strokecolor="#737373 [1614]" strokeweight="1.25pt">
+            <v:rect w14:anchorId="72AC9626" id="Rechteck 223" o:spid="_x0000_s1026" style="position:absolute;margin-left:0;margin-top:0;width:579.9pt;height:750.3pt;z-index:251659264;visibility:visible;mso-wrap-style:square;mso-width-percent:950;mso-height-percent:950;mso-wrap-distance-left:9pt;mso-wrap-distance-top:0;mso-wrap-distance-right:9pt;mso-wrap-distance-bottom:0;mso-position-horizontal:center;mso-position-horizontal-relative:page;mso-position-vertical:center;mso-position-vertical-relative:page;mso-width-percent:950;mso-height-percent:950;mso-width-relative:page;mso-height-relative:page;v-text-anchor:middle" o:gfxdata="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" filled="f" strokecolor="#737373 [1614]" strokeweight="1.25pt">
               <w10:wrap anchorx="page" anchory="page"/>
             </v:rect>
           </w:pict>

--- a/Müller_Oetterli_Burger_mma25aL_M287.docx
+++ b/Müller_Oetterli_Burger_mma25aL_M287.docx
@@ -664,7 +664,7 @@
           </w:tcPr>
           <w:p>
             <w:r>
-              <w:t>32</w:t>
+              <w:t>28</w:t>
             </w:r>
           </w:p>
         </w:tc>
@@ -806,13 +806,11 @@
             <w:r>
               <w:t xml:space="preserve">Auf </w:t>
             </w:r>
-            <w:proofErr w:type="spellStart"/>
-            <w:r>
-              <w:t>desktop</w:t>
-            </w:r>
-            <w:proofErr w:type="spellEnd"/>
-            <w:r>
-              <w:t xml:space="preserve"> und Smartphone </w:t>
+            <w:r>
+              <w:t>D</w:t>
+            </w:r>
+            <w:r>
+              <w:t xml:space="preserve">esktop und Smartphone </w:t>
             </w:r>
             <w:r>
               <w:t>2</w:t>
@@ -829,13 +827,26 @@
           <w:tcPr>
             <w:tcW w:w="3021" w:type="dxa"/>
           </w:tcPr>
-          <w:p/>
+          <w:p>
+            <w:r>
+              <w:t>Facts.html</w:t>
+            </w:r>
+          </w:p>
         </w:tc>
         <w:tc>
           <w:tcPr>
             <w:tcW w:w="3021" w:type="dxa"/>
           </w:tcPr>
-          <w:p/>
+          <w:p>
+            <w:r>
+              <w:t>Spalte 1: 25 - 27</w:t>
+            </w:r>
+          </w:p>
+          <w:p>
+            <w:r>
+              <w:t>Spalte 2: 28- 121</w:t>
+            </w:r>
+          </w:p>
         </w:tc>
       </w:tr>
       <w:tr>
@@ -851,7 +862,13 @@
               <w:t xml:space="preserve"> </w:t>
             </w:r>
             <w:r>
-              <w:t>mind. Zwei unterschiedliche Spaltenbreiten</w:t>
+              <w:t>mind. Zwei unterschiedliche</w:t>
+            </w:r>
+            <w:r>
+              <w:t xml:space="preserve">n </w:t>
+            </w:r>
+            <w:r>
+              <w:t>Spaltenbreiten</w:t>
             </w:r>
           </w:p>
         </w:tc>
@@ -859,13 +876,21 @@
           <w:tcPr>
             <w:tcW w:w="3021" w:type="dxa"/>
           </w:tcPr>
-          <w:p/>
+          <w:p>
+            <w:r>
+              <w:t>Media.html</w:t>
+            </w:r>
+          </w:p>
         </w:tc>
         <w:tc>
           <w:tcPr>
             <w:tcW w:w="3021" w:type="dxa"/>
           </w:tcPr>
-          <w:p/>
+          <w:p>
+            <w:r>
+              <w:t>25 - 57</w:t>
+            </w:r>
+          </w:p>
         </w:tc>
       </w:tr>
       <w:tr>
@@ -883,13 +908,21 @@
           <w:tcPr>
             <w:tcW w:w="3021" w:type="dxa"/>
           </w:tcPr>
-          <w:p/>
+          <w:p>
+            <w:r>
+              <w:t>Food.html</w:t>
+            </w:r>
+          </w:p>
         </w:tc>
         <w:tc>
           <w:tcPr>
             <w:tcW w:w="3021" w:type="dxa"/>
           </w:tcPr>
-          <w:p/>
+          <w:p>
+            <w:r>
+              <w:t>43 - 80</w:t>
+            </w:r>
+          </w:p>
         </w:tc>
       </w:tr>
       <w:tr>
@@ -943,27 +976,7 @@
               <w:rPr>
                 <w:lang w:val="en-US"/>
               </w:rPr>
-              <w:t>z. B. 45</w:t>
-            </w:r>
-            <w:r>
-              <w:rPr>
-                <w:lang w:val="en-US"/>
-              </w:rPr>
-              <w:t xml:space="preserve"> </w:t>
-            </w:r>
-            <w:proofErr w:type="spellStart"/>
-            <w:r>
-              <w:rPr>
-                <w:lang w:val="en-US"/>
-              </w:rPr>
-              <w:t>oder</w:t>
-            </w:r>
-            <w:proofErr w:type="spellEnd"/>
-            <w:r>
-              <w:rPr>
-                <w:lang w:val="en-US"/>
-              </w:rPr>
-              <w:t xml:space="preserve"> 36</w:t>
+              <w:t>31 - 57</w:t>
             </w:r>
           </w:p>
         </w:tc>
@@ -1015,6 +1028,12 @@
                 <w:lang w:val="en-US"/>
               </w:rPr>
             </w:pPr>
+            <w:r>
+              <w:rPr>
+                <w:lang w:val="en-US"/>
+              </w:rPr>
+              <w:t>107 - 121</w:t>
+            </w:r>
           </w:p>
         </w:tc>
       </w:tr>
@@ -1029,14 +1048,18 @@
                 <w:lang w:val="en-US"/>
               </w:rPr>
             </w:pPr>
-            <w:proofErr w:type="spellStart"/>
             <w:r>
               <w:rPr>
                 <w:lang w:val="en-US"/>
               </w:rPr>
-              <w:t>accordeon</w:t>
-            </w:r>
-            <w:proofErr w:type="spellEnd"/>
+              <w:t>A</w:t>
+            </w:r>
+            <w:r>
+              <w:rPr>
+                <w:lang w:val="en-US"/>
+              </w:rPr>
+              <w:t>ccordeon</w:t>
+            </w:r>
           </w:p>
         </w:tc>
         <w:tc>
@@ -1071,7 +1094,25 @@
               <w:rPr>
                 <w:lang w:val="en-US"/>
               </w:rPr>
-              <w:t>28 - 107</w:t>
+              <w:t xml:space="preserve">28 </w:t>
+            </w:r>
+            <w:r>
+              <w:rPr>
+                <w:lang w:val="en-US"/>
+              </w:rPr>
+              <w:t>–</w:t>
+            </w:r>
+            <w:r>
+              <w:rPr>
+                <w:lang w:val="en-US"/>
+              </w:rPr>
+              <w:t xml:space="preserve"> 10</w:t>
+            </w:r>
+            <w:r>
+              <w:rPr>
+                <w:lang w:val="en-US"/>
+              </w:rPr>
+              <w:t>6 | Skript: 123 - 132</w:t>
             </w:r>
           </w:p>
         </w:tc>
@@ -1094,13 +1135,21 @@
           <w:tcPr>
             <w:tcW w:w="3021" w:type="dxa"/>
           </w:tcPr>
-          <w:p/>
+          <w:p>
+            <w:r>
+              <w:t>Food.html</w:t>
+            </w:r>
+          </w:p>
         </w:tc>
         <w:tc>
           <w:tcPr>
             <w:tcW w:w="3021" w:type="dxa"/>
           </w:tcPr>
-          <w:p/>
+          <w:p>
+            <w:r>
+              <w:t>25 - 33</w:t>
+            </w:r>
+          </w:p>
         </w:tc>
       </w:tr>
       <w:tr>
@@ -1136,7 +1185,7 @@
           </w:tcPr>
           <w:p>
             <w:r>
-              <w:t>z. B. 24 oder 25</w:t>
+              <w:t>20 - 23</w:t>
             </w:r>
           </w:p>
         </w:tc>
@@ -1168,7 +1217,7 @@
           </w:tcPr>
           <w:p>
             <w:r>
-              <w:t>30</w:t>
+              <w:t>28 - 31</w:t>
             </w:r>
           </w:p>
         </w:tc>
@@ -1200,7 +1249,10 @@
           </w:tcPr>
           <w:p>
             <w:r>
-              <w:t>29</w:t>
+              <w:t>2</w:t>
+            </w:r>
+            <w:r>
+              <w:t>8</w:t>
             </w:r>
           </w:p>
         </w:tc>
@@ -1232,7 +1284,7 @@
           </w:tcPr>
           <w:p>
             <w:r>
-              <w:t>40</w:t>
+              <w:t>36 - 39</w:t>
             </w:r>
           </w:p>
         </w:tc>
@@ -1252,13 +1304,21 @@
           <w:tcPr>
             <w:tcW w:w="3021" w:type="dxa"/>
           </w:tcPr>
-          <w:p/>
+          <w:p>
+            <w:r>
+              <w:t>Media.html</w:t>
+            </w:r>
+          </w:p>
         </w:tc>
         <w:tc>
           <w:tcPr>
             <w:tcW w:w="3021" w:type="dxa"/>
           </w:tcPr>
-          <w:p/>
+          <w:p>
+            <w:r>
+              <w:t>36</w:t>
+            </w:r>
+          </w:p>
         </w:tc>
       </w:tr>
       <w:tr>
@@ -1288,7 +1348,10 @@
           </w:tcPr>
           <w:p>
             <w:r>
-              <w:t>39</w:t>
+              <w:t>3</w:t>
+            </w:r>
+            <w:r>
+              <w:t>6</w:t>
             </w:r>
           </w:p>
         </w:tc>
@@ -1299,24 +1362,11 @@
             <w:tcW w:w="3020" w:type="dxa"/>
           </w:tcPr>
           <w:p>
-            <w:proofErr w:type="gramStart"/>
             <w:r>
               <w:t xml:space="preserve">CSS </w:t>
             </w:r>
             <w:r>
-              <w:t>Feature</w:t>
-            </w:r>
-            <w:proofErr w:type="gramEnd"/>
-            <w:r>
-              <w:t xml:space="preserve"> (</w:t>
-            </w:r>
-            <w:proofErr w:type="spellStart"/>
-            <w:r>
-              <w:t>parallax</w:t>
-            </w:r>
-            <w:proofErr w:type="spellEnd"/>
-            <w:r>
-              <w:t>)</w:t>
+              <w:t>Feature (parallax)</w:t>
             </w:r>
           </w:p>
         </w:tc>
@@ -1364,7 +1414,13 @@
     </w:p>
     <w:p>
       <w:r>
-        <w:t>Wenn wir die Webseite an eine andere Person weitergeben würden, müsste sie wissen, wie die Dateien aufgebaut sind. Wichtig ist, dass alle HTML-Dateien, Bilder, Videos und Audiodateien im richtigen Ordner bleiben.</w:t>
+        <w:t>Wenn wir die Webseite an eine andere Person weitergeben würden, müsste</w:t>
+      </w:r>
+      <w:r>
+        <w:t>n</w:t>
+      </w:r>
+      <w:r>
+        <w:t xml:space="preserve"> sie wissen, wie die Dateien aufgebaut sind. Wichtig ist, dass alle HTML-Dateien, Bilder, Videos und Audiodateien im richtigen Ordner bleiben.</w:t>
       </w:r>
     </w:p>
     <w:p>
@@ -1401,19 +1457,17 @@
       <w:r>
         <w:t>möglich.</w:t>
       </w:r>
+      <w:r>
+        <w:t xml:space="preserve"> Mit mehr Zeit hätten wir auch das Design und die Footer auf den Fakten- und Impressionsseiten angepasst.</w:t>
+      </w:r>
     </w:p>
     <w:p>
       <w:pPr>
         <w:pStyle w:val="berschrift1"/>
       </w:pPr>
       <w:bookmarkStart w:id="3" w:name="_Toc231139642"/>
-      <w:proofErr w:type="spellStart"/>
       <w:r>
-        <w:t>Lessons</w:t>
-      </w:r>
-      <w:proofErr w:type="spellEnd"/>
-      <w:r>
-        <w:t xml:space="preserve"> Learned</w:t>
+        <w:t>Lessons Learned</w:t>
       </w:r>
       <w:bookmarkEnd w:id="3"/>
       <w:r>
@@ -1435,15 +1489,7 @@
         <w:t xml:space="preserve">Beim nächsten Mal würden wir die Webseite </w:t>
       </w:r>
       <w:r>
-        <w:t xml:space="preserve">zuerst besser besprechen, sodass wir am Anfang schon </w:t>
-      </w:r>
-      <w:proofErr w:type="gramStart"/>
-      <w:r>
-        <w:t>wissen</w:t>
-      </w:r>
-      <w:proofErr w:type="gramEnd"/>
-      <w:r>
-        <w:t xml:space="preserve"> wo was hinkommt.</w:t>
+        <w:t>zuerst besser besprechen, sodass wir am Anfang schon wissen wo was hinkommt.</w:t>
       </w:r>
     </w:p>
     <w:p>

--- a/Müller_Oetterli_Burger_mma25aL_M287.docx
+++ b/Müller_Oetterli_Burger_mma25aL_M287.docx
@@ -804,15 +804,7 @@
           </w:tcPr>
           <w:p>
             <w:r>
-              <w:t xml:space="preserve">Auf </w:t>
-            </w:r>
-            <w:proofErr w:type="spellStart"/>
-            <w:r>
-              <w:t>desktop</w:t>
-            </w:r>
-            <w:proofErr w:type="spellEnd"/>
-            <w:r>
-              <w:t xml:space="preserve"> und Smartphone </w:t>
+              <w:t xml:space="preserve">Auf desktop und Smartphone </w:t>
             </w:r>
             <w:r>
               <w:t>2</w:t>
@@ -949,21 +941,7 @@
               <w:rPr>
                 <w:lang w:val="en-US"/>
               </w:rPr>
-              <w:t xml:space="preserve"> </w:t>
-            </w:r>
-            <w:proofErr w:type="spellStart"/>
-            <w:r>
-              <w:rPr>
-                <w:lang w:val="en-US"/>
-              </w:rPr>
-              <w:t>oder</w:t>
-            </w:r>
-            <w:proofErr w:type="spellEnd"/>
-            <w:r>
-              <w:rPr>
-                <w:lang w:val="en-US"/>
-              </w:rPr>
-              <w:t xml:space="preserve"> 36</w:t>
+              <w:t xml:space="preserve"> oder 36</w:t>
             </w:r>
           </w:p>
         </w:tc>
@@ -1029,14 +1007,12 @@
                 <w:lang w:val="en-US"/>
               </w:rPr>
             </w:pPr>
-            <w:proofErr w:type="spellStart"/>
             <w:r>
               <w:rPr>
                 <w:lang w:val="en-US"/>
               </w:rPr>
               <w:t>accordeon</w:t>
             </w:r>
-            <w:proofErr w:type="spellEnd"/>
           </w:p>
         </w:tc>
         <w:tc>
@@ -1252,13 +1228,21 @@
           <w:tcPr>
             <w:tcW w:w="3021" w:type="dxa"/>
           </w:tcPr>
-          <w:p/>
+          <w:p>
+            <w:r>
+              <w:t>Media.html</w:t>
+            </w:r>
+          </w:p>
         </w:tc>
         <w:tc>
           <w:tcPr>
             <w:tcW w:w="3021" w:type="dxa"/>
           </w:tcPr>
-          <w:p/>
+          <w:p>
+            <w:r>
+              <w:t>39</w:t>
+            </w:r>
+          </w:p>
         </w:tc>
       </w:tr>
       <w:tr>
@@ -1299,24 +1283,11 @@
             <w:tcW w:w="3020" w:type="dxa"/>
           </w:tcPr>
           <w:p>
-            <w:proofErr w:type="gramStart"/>
             <w:r>
               <w:t xml:space="preserve">CSS </w:t>
             </w:r>
             <w:r>
-              <w:t>Feature</w:t>
-            </w:r>
-            <w:proofErr w:type="gramEnd"/>
-            <w:r>
-              <w:t xml:space="preserve"> (</w:t>
-            </w:r>
-            <w:proofErr w:type="spellStart"/>
-            <w:r>
-              <w:t>parallax</w:t>
-            </w:r>
-            <w:proofErr w:type="spellEnd"/>
-            <w:r>
-              <w:t>)</w:t>
+              <w:t>Feature (parallax)</w:t>
             </w:r>
           </w:p>
         </w:tc>
@@ -1407,13 +1378,8 @@
         <w:pStyle w:val="berschrift1"/>
       </w:pPr>
       <w:bookmarkStart w:id="3" w:name="_Toc231139642"/>
-      <w:proofErr w:type="spellStart"/>
       <w:r>
-        <w:t>Lessons</w:t>
-      </w:r>
-      <w:proofErr w:type="spellEnd"/>
-      <w:r>
-        <w:t xml:space="preserve"> Learned</w:t>
+        <w:t>Lessons Learned</w:t>
       </w:r>
       <w:bookmarkEnd w:id="3"/>
       <w:r>
@@ -1435,15 +1401,7 @@
         <w:t xml:space="preserve">Beim nächsten Mal würden wir die Webseite </w:t>
       </w:r>
       <w:r>
-        <w:t xml:space="preserve">zuerst besser besprechen, sodass wir am Anfang schon </w:t>
-      </w:r>
-      <w:proofErr w:type="gramStart"/>
-      <w:r>
-        <w:t>wissen</w:t>
-      </w:r>
-      <w:proofErr w:type="gramEnd"/>
-      <w:r>
-        <w:t xml:space="preserve"> wo was hinkommt.</w:t>
+        <w:t>zuerst besser besprechen, sodass wir am Anfang schon wissen wo was hinkommt.</w:t>
       </w:r>
     </w:p>
     <w:p>

--- a/Müller_Oetterli_Burger_mma25aL_M287.docx
+++ b/Müller_Oetterli_Burger_mma25aL_M287.docx
@@ -1438,7 +1438,13 @@
           </w:tcPr>
           <w:p>
             <w:r>
-              <w:t>Pause/Play knöpfe für Audio</w:t>
+              <w:t xml:space="preserve">Pause/Play </w:t>
+            </w:r>
+            <w:r>
+              <w:t>K</w:t>
+            </w:r>
+            <w:r>
+              <w:t>nöpfe für Audio</w:t>
             </w:r>
           </w:p>
         </w:tc>
@@ -1710,7 +1716,13 @@
         <w:t xml:space="preserve">Beim nächsten Mal würden wir die Webseite </w:t>
       </w:r>
       <w:r>
-        <w:t>zuerst besser besprechen, sodass wir am Anfang schon wissen wo was hinkommt.</w:t>
+        <w:t xml:space="preserve">zuerst besser besprechen, sodass wir am Anfang schon </w:t>
+      </w:r>
+      <w:r>
+        <w:t>wissen,</w:t>
+      </w:r>
+      <w:r>
+        <w:t xml:space="preserve"> wo was hinkommt.</w:t>
       </w:r>
     </w:p>
     <w:p>
@@ -1733,16 +1745,160 @@
     </w:p>
     <w:p>
       <w:pPr>
+        <w:pStyle w:val="berschrift1"/>
+      </w:pPr>
+      <w:r>
+        <w:t>Quellen</w:t>
+      </w:r>
+    </w:p>
+    <w:p>
+      <w:hyperlink r:id="rId9" w:history="1">
+        <w:r>
+          <w:rPr>
+            <w:rStyle w:val="Hyperlink"/>
+          </w:rPr>
+          <w:t>ChatGPT</w:t>
+        </w:r>
+      </w:hyperlink>
+      <w:r>
+        <w:t xml:space="preserve"> </w:t>
+      </w:r>
+      <w:r>
+        <w:sym w:font="Wingdings" w:char="F0E0"/>
+      </w:r>
+      <w:r>
+        <w:t xml:space="preserve"> Titelbild</w:t>
+      </w:r>
+    </w:p>
+    <w:p>
+      <w:hyperlink r:id="rId10" w:history="1">
+        <w:r>
+          <w:rPr>
+            <w:rStyle w:val="Hyperlink"/>
+          </w:rPr>
+          <w:t>ChatGPT</w:t>
+        </w:r>
+      </w:hyperlink>
+      <w:r>
+        <w:t xml:space="preserve"> </w:t>
+      </w:r>
+      <w:r>
+        <w:sym w:font="Wingdings" w:char="F0E0"/>
+      </w:r>
+      <w:r>
+        <w:t xml:space="preserve"> E</w:t>
+      </w:r>
+      <w:r>
+        <w:t>inzelne</w:t>
+      </w:r>
+      <w:r>
+        <w:t xml:space="preserve"> </w:t>
+      </w:r>
+      <w:r>
+        <w:t>S</w:t>
+      </w:r>
+      <w:r>
+        <w:t>tellen im Code</w:t>
+      </w:r>
+      <w:r>
+        <w:t xml:space="preserve"> (meistens «</w:t>
+      </w:r>
+      <w:r>
+        <w:t>Beispieltext» und nicht der Code selbst</w:t>
+      </w:r>
+      <w:r>
+        <w:t>)</w:t>
+      </w:r>
+    </w:p>
+    <w:p>
+      <w:pPr>
         <w:rPr>
-          <w:b/>
-          <w:bCs/>
-          <w:color w:val="000000" w:themeColor="text1"/>
+          <w:lang w:val="en-US"/>
         </w:rPr>
       </w:pPr>
+      <w:hyperlink r:id="rId11" w:history="1">
+        <w:r>
+          <w:rPr>
+            <w:rStyle w:val="Hyperlink"/>
+            <w:lang w:val="en-US"/>
+          </w:rPr>
+          <w:t>Wikimedia Commons</w:t>
+        </w:r>
+      </w:hyperlink>
+      <w:r>
+        <w:t xml:space="preserve"> </w:t>
+      </w:r>
+      <w:r>
+        <w:sym w:font="Wingdings" w:char="F0E0"/>
+      </w:r>
+      <w:r>
+        <w:rPr>
+          <w:lang w:val="en-US"/>
+        </w:rPr>
+        <w:t xml:space="preserve"> </w:t>
+      </w:r>
+      <w:proofErr w:type="spellStart"/>
+      <w:r>
+        <w:rPr>
+          <w:lang w:val="en-US"/>
+        </w:rPr>
+        <w:t>Nationalhymne</w:t>
+      </w:r>
+      <w:proofErr w:type="spellEnd"/>
+      <w:r>
+        <w:rPr>
+          <w:lang w:val="en-US"/>
+        </w:rPr>
+        <w:t xml:space="preserve"> </w:t>
+      </w:r>
+      <w:proofErr w:type="spellStart"/>
+      <w:r>
+        <w:rPr>
+          <w:lang w:val="en-US"/>
+        </w:rPr>
+        <w:t>als</w:t>
+      </w:r>
+      <w:proofErr w:type="spellEnd"/>
+      <w:r>
+        <w:rPr>
+          <w:lang w:val="en-US"/>
+        </w:rPr>
+        <w:t xml:space="preserve"> Audio</w:t>
+      </w:r>
     </w:p>
-    <w:p/>
+    <w:p>
+      <w:pPr>
+        <w:rPr>
+          <w:lang w:val="en-US"/>
+        </w:rPr>
+      </w:pPr>
+      <w:r>
+        <w:rPr>
+          <w:lang w:val="en-US"/>
+        </w:rPr>
+        <w:t xml:space="preserve"> (quelle Video) </w:t>
+      </w:r>
+      <w:r>
+        <w:rPr>
+          <w:lang w:val="en-US"/>
+        </w:rPr>
+        <w:sym w:font="Wingdings" w:char="F0E0"/>
+      </w:r>
+      <w:r>
+        <w:rPr>
+          <w:lang w:val="en-US"/>
+        </w:rPr>
+        <w:t xml:space="preserve"> </w:t>
+      </w:r>
+      <w:r>
+        <w:rPr>
+          <w:lang w:val="en-US"/>
+        </w:rPr>
+        <w:t>Video von Thailand</w:t>
+      </w:r>
+    </w:p>
     <w:sectPr>
-      <w:footerReference w:type="default" r:id="rId9"/>
+      <w:footerReference w:type="default" r:id="rId12"/>
       <w:pgSz w:w="11906" w:h="16838"/>
       <w:pgMar w:top="1417" w:right="1417" w:bottom="1134" w:left="1417" w:header="708" w:footer="708" w:gutter="0"/>
       <w:cols w:space="708"/>
@@ -2845,6 +3001,119 @@
     </w:lvl>
   </w:abstractNum>
   <w:abstractNum w:abstractNumId="7" w15:restartNumberingAfterBreak="0">
+    <w:nsid w:val="73C17D1C"/>
+    <w:multiLevelType w:val="hybridMultilevel"/>
+    <w:tmpl w:val="10B8BB84"/>
+    <w:lvl w:ilvl="0" w:tplc="CD8AE2CA">
+      <w:start w:val="36"/>
+      <w:numFmt w:val="bullet"/>
+      <w:lvlText w:val=""/>
+      <w:lvlJc w:val="left"/>
+      <w:pPr>
+        <w:ind w:left="405" w:hanging="360"/>
+      </w:pPr>
+      <w:rPr>
+        <w:rFonts w:ascii="Wingdings" w:eastAsiaTheme="minorHAnsi" w:hAnsi="Wingdings" w:cstheme="minorBidi" w:hint="default"/>
+      </w:rPr>
+    </w:lvl>
+    <w:lvl w:ilvl="1" w:tplc="08070003" w:tentative="1">
+      <w:start w:val="1"/>
+      <w:numFmt w:val="bullet"/>
+      <w:lvlText w:val="o"/>
+      <w:lvlJc w:val="left"/>
+      <w:pPr>
+        <w:ind w:left="1125" w:hanging="360"/>
+      </w:pPr>
+      <w:rPr>
+        <w:rFonts w:ascii="Courier New" w:hAnsi="Courier New" w:cs="Courier New" w:hint="default"/>
+      </w:rPr>
+    </w:lvl>
+    <w:lvl w:ilvl="2" w:tplc="08070005" w:tentative="1">
+      <w:start w:val="1"/>
+      <w:numFmt w:val="bullet"/>
+      <w:lvlText w:val=""/>
+      <w:lvlJc w:val="left"/>
+      <w:pPr>
+        <w:ind w:left="1845" w:hanging="360"/>
+      </w:pPr>
+      <w:rPr>
+        <w:rFonts w:ascii="Wingdings" w:hAnsi="Wingdings" w:hint="default"/>
+      </w:rPr>
+    </w:lvl>
+    <w:lvl w:ilvl="3" w:tplc="08070001" w:tentative="1">
+      <w:start w:val="1"/>
+      <w:numFmt w:val="bullet"/>
+      <w:lvlText w:val=""/>
+      <w:lvlJc w:val="left"/>
+      <w:pPr>
+        <w:ind w:left="2565" w:hanging="360"/>
+      </w:pPr>
+      <w:rPr>
+        <w:rFonts w:ascii="Symbol" w:hAnsi="Symbol" w:hint="default"/>
+      </w:rPr>
+    </w:lvl>
+    <w:lvl w:ilvl="4" w:tplc="08070003" w:tentative="1">
+      <w:start w:val="1"/>
+      <w:numFmt w:val="bullet"/>
+      <w:lvlText w:val="o"/>
+      <w:lvlJc w:val="left"/>
+      <w:pPr>
+        <w:ind w:left="3285" w:hanging="360"/>
+      </w:pPr>
+      <w:rPr>
+        <w:rFonts w:ascii="Courier New" w:hAnsi="Courier New" w:cs="Courier New" w:hint="default"/>
+      </w:rPr>
+    </w:lvl>
+    <w:lvl w:ilvl="5" w:tplc="08070005" w:tentative="1">
+      <w:start w:val="1"/>
+      <w:numFmt w:val="bullet"/>
+      <w:lvlText w:val=""/>
+      <w:lvlJc w:val="left"/>
+      <w:pPr>
+        <w:ind w:left="4005" w:hanging="360"/>
+      </w:pPr>
+      <w:rPr>
+        <w:rFonts w:ascii="Wingdings" w:hAnsi="Wingdings" w:hint="default"/>
+      </w:rPr>
+    </w:lvl>
+    <w:lvl w:ilvl="6" w:tplc="08070001" w:tentative="1">
+      <w:start w:val="1"/>
+      <w:numFmt w:val="bullet"/>
+      <w:lvlText w:val=""/>
+      <w:lvlJc w:val="left"/>
+      <w:pPr>
+        <w:ind w:left="4725" w:hanging="360"/>
+      </w:pPr>
+      <w:rPr>
+        <w:rFonts w:ascii="Symbol" w:hAnsi="Symbol" w:hint="default"/>
+      </w:rPr>
+    </w:lvl>
+    <w:lvl w:ilvl="7" w:tplc="08070003" w:tentative="1">
+      <w:start w:val="1"/>
+      <w:numFmt w:val="bullet"/>
+      <w:lvlText w:val="o"/>
+      <w:lvlJc w:val="left"/>
+      <w:pPr>
+        <w:ind w:left="5445" w:hanging="360"/>
+      </w:pPr>
+      <w:rPr>
+        <w:rFonts w:ascii="Courier New" w:hAnsi="Courier New" w:cs="Courier New" w:hint="default"/>
+      </w:rPr>
+    </w:lvl>
+    <w:lvl w:ilvl="8" w:tplc="08070005" w:tentative="1">
+      <w:start w:val="1"/>
+      <w:numFmt w:val="bullet"/>
+      <w:lvlText w:val=""/>
+      <w:lvlJc w:val="left"/>
+      <w:pPr>
+        <w:ind w:left="6165" w:hanging="360"/>
+      </w:pPr>
+      <w:rPr>
+        <w:rFonts w:ascii="Wingdings" w:hAnsi="Wingdings" w:hint="default"/>
+      </w:rPr>
+    </w:lvl>
+  </w:abstractNum>
+  <w:abstractNum w:abstractNumId="8" w15:restartNumberingAfterBreak="0">
     <w:nsid w:val="7D8D5623"/>
     <w:multiLevelType w:val="multilevel"/>
     <w:tmpl w:val="87EA8D8C"/>
@@ -3003,7 +3272,7 @@
     <w:abstractNumId w:val="6"/>
   </w:num>
   <w:num w:numId="4" w16cid:durableId="1269005029">
-    <w:abstractNumId w:val="7"/>
+    <w:abstractNumId w:val="8"/>
   </w:num>
   <w:num w:numId="5" w16cid:durableId="1131560812">
     <w:abstractNumId w:val="5"/>
@@ -3016,6 +3285,9 @@
   </w:num>
   <w:num w:numId="8" w16cid:durableId="1732189989">
     <w:abstractNumId w:val="0"/>
+  </w:num>
+  <w:num w:numId="9" w16cid:durableId="749961190">
+    <w:abstractNumId w:val="7"/>
   </w:num>
 </w:numbering>
 </file>
@@ -4056,6 +4328,18 @@
       </w:tblBorders>
     </w:tblPr>
   </w:style>
+  <w:style w:type="character" w:styleId="NichtaufgelsteErwhnung">
+    <w:name w:val="Unresolved Mention"/>
+    <w:basedOn w:val="Absatz-Standardschriftart"/>
+    <w:uiPriority w:val="99"/>
+    <w:semiHidden/>
+    <w:unhideWhenUsed/>
+    <w:rsid w:val="00560990"/>
+    <w:rPr>
+      <w:color w:val="605E5C"/>
+      <w:shd w:val="clear" w:color="auto" w:fill="E1DFDD"/>
+    </w:rPr>
+  </w:style>
 </w:styles>
 </file>
 

--- a/Müller_Oetterli_Burger_mma25aL_M287.docx
+++ b/Müller_Oetterli_Burger_mma25aL_M287.docx
@@ -118,7 +118,7 @@
           <w:r>
             <w:fldChar w:fldCharType="separate"/>
           </w:r>
-          <w:hyperlink w:anchor="_Toc231139639" w:history="1">
+          <w:hyperlink w:anchor="_Toc231156245" w:history="1">
             <w:r>
               <w:rPr>
                 <w:rStyle w:val="Hyperlink"/>
@@ -160,7 +160,7 @@
                 <w:noProof/>
                 <w:webHidden/>
               </w:rPr>
-              <w:instrText xml:space="preserve"> PAGEREF _Toc231139639 \h </w:instrText>
+              <w:instrText xml:space="preserve"> PAGEREF _Toc231156245 \h </w:instrText>
             </w:r>
             <w:r>
               <w:rPr>
@@ -200,7 +200,7 @@
               <w:lang w:eastAsia="de-CH"/>
             </w:rPr>
           </w:pPr>
-          <w:hyperlink w:anchor="_Toc231139640" w:history="1">
+          <w:hyperlink w:anchor="_Toc231156246" w:history="1">
             <w:r>
               <w:rPr>
                 <w:rStyle w:val="Hyperlink"/>
@@ -242,7 +242,7 @@
                 <w:noProof/>
                 <w:webHidden/>
               </w:rPr>
-              <w:instrText xml:space="preserve"> PAGEREF _Toc231139640 \h </w:instrText>
+              <w:instrText xml:space="preserve"> PAGEREF _Toc231156246 \h </w:instrText>
             </w:r>
             <w:r>
               <w:rPr>
@@ -282,7 +282,7 @@
               <w:lang w:eastAsia="de-CH"/>
             </w:rPr>
           </w:pPr>
-          <w:hyperlink w:anchor="_Toc231139641" w:history="1">
+          <w:hyperlink w:anchor="_Toc231156247" w:history="1">
             <w:r>
               <w:rPr>
                 <w:rStyle w:val="Hyperlink"/>
@@ -324,7 +324,7 @@
                 <w:noProof/>
                 <w:webHidden/>
               </w:rPr>
-              <w:instrText xml:space="preserve"> PAGEREF _Toc231139641 \h </w:instrText>
+              <w:instrText xml:space="preserve"> PAGEREF _Toc231156247 \h </w:instrText>
             </w:r>
             <w:r>
               <w:rPr>
@@ -364,7 +364,7 @@
               <w:lang w:eastAsia="de-CH"/>
             </w:rPr>
           </w:pPr>
-          <w:hyperlink w:anchor="_Toc231139642" w:history="1">
+          <w:hyperlink w:anchor="_Toc231156248" w:history="1">
             <w:r>
               <w:rPr>
                 <w:rStyle w:val="Hyperlink"/>
@@ -406,7 +406,7 @@
                 <w:noProof/>
                 <w:webHidden/>
               </w:rPr>
-              <w:instrText xml:space="preserve"> PAGEREF _Toc231139642 \h </w:instrText>
+              <w:instrText xml:space="preserve"> PAGEREF _Toc231156248 \h </w:instrText>
             </w:r>
             <w:r>
               <w:rPr>
@@ -446,7 +446,7 @@
               <w:lang w:eastAsia="de-CH"/>
             </w:rPr>
           </w:pPr>
-          <w:hyperlink w:anchor="_Toc231139643" w:history="1">
+          <w:hyperlink w:anchor="_Toc231156249" w:history="1">
             <w:r>
               <w:rPr>
                 <w:rStyle w:val="Hyperlink"/>
@@ -488,7 +488,89 @@
                 <w:noProof/>
                 <w:webHidden/>
               </w:rPr>
-              <w:instrText xml:space="preserve"> PAGEREF _Toc231139643 \h </w:instrText>
+              <w:instrText xml:space="preserve"> PAGEREF _Toc231156249 \h </w:instrText>
+            </w:r>
+            <w:r>
+              <w:rPr>
+                <w:noProof/>
+                <w:webHidden/>
+              </w:rPr>
+            </w:r>
+            <w:r>
+              <w:rPr>
+                <w:noProof/>
+                <w:webHidden/>
+              </w:rPr>
+              <w:fldChar w:fldCharType="separate"/>
+            </w:r>
+            <w:r>
+              <w:rPr>
+                <w:noProof/>
+                <w:webHidden/>
+              </w:rPr>
+              <w:t>4</w:t>
+            </w:r>
+            <w:r>
+              <w:rPr>
+                <w:noProof/>
+                <w:webHidden/>
+              </w:rPr>
+              <w:fldChar w:fldCharType="end"/>
+            </w:r>
+          </w:hyperlink>
+        </w:p>
+        <w:p>
+          <w:pPr>
+            <w:pStyle w:val="Verzeichnis1"/>
+            <w:rPr>
+              <w:rFonts w:eastAsiaTheme="minorEastAsia"/>
+              <w:noProof/>
+              <w:lang w:eastAsia="de-CH"/>
+            </w:rPr>
+          </w:pPr>
+          <w:hyperlink w:anchor="_Toc231156250" w:history="1">
+            <w:r>
+              <w:rPr>
+                <w:rStyle w:val="Hyperlink"/>
+                <w:noProof/>
+              </w:rPr>
+              <w:t>6.</w:t>
+            </w:r>
+            <w:r>
+              <w:rPr>
+                <w:rFonts w:eastAsiaTheme="minorEastAsia"/>
+                <w:noProof/>
+                <w:lang w:eastAsia="de-CH"/>
+              </w:rPr>
+              <w:tab/>
+            </w:r>
+            <w:r>
+              <w:rPr>
+                <w:rStyle w:val="Hyperlink"/>
+                <w:noProof/>
+              </w:rPr>
+              <w:t>Quellen</w:t>
+            </w:r>
+            <w:r>
+              <w:rPr>
+                <w:noProof/>
+                <w:webHidden/>
+              </w:rPr>
+              <w:tab/>
+            </w:r>
+            <w:r>
+              <w:rPr>
+                <w:noProof/>
+                <w:webHidden/>
+              </w:rPr>
+              <w:fldChar w:fldCharType="begin"/>
+            </w:r>
+            <w:r>
+              <w:rPr>
+                <w:noProof/>
+                <w:webHidden/>
+              </w:rPr>
+              <w:instrText xml:space="preserve"> PAGEREF _Toc231156250 \h </w:instrText>
             </w:r>
             <w:r>
               <w:rPr>
@@ -548,7 +630,7 @@
       <w:pPr>
         <w:pStyle w:val="berschrift1"/>
       </w:pPr>
-      <w:bookmarkStart w:id="0" w:name="_Toc231139639"/>
+      <w:bookmarkStart w:id="0" w:name="_Toc231156245"/>
       <w:r>
         <w:lastRenderedPageBreak/>
         <w:t>Umsetzung der Webseite</w:t>
@@ -1624,7 +1706,7 @@
       <w:pPr>
         <w:pStyle w:val="berschrift1"/>
       </w:pPr>
-      <w:bookmarkStart w:id="1" w:name="_Toc231139640"/>
+      <w:bookmarkStart w:id="1" w:name="_Toc231156246"/>
       <w:r>
         <w:lastRenderedPageBreak/>
         <w:t>Weitergabe an eine andere Person</w:t>
@@ -1654,7 +1736,7 @@
       <w:pPr>
         <w:pStyle w:val="berschrift1"/>
       </w:pPr>
-      <w:bookmarkStart w:id="2" w:name="_Toc231139641"/>
+      <w:bookmarkStart w:id="2" w:name="_Toc231156247"/>
       <w:r>
         <w:t>Mögliche Erweiterungen</w:t>
       </w:r>
@@ -1687,7 +1769,7 @@
       <w:pPr>
         <w:pStyle w:val="berschrift1"/>
       </w:pPr>
-      <w:bookmarkStart w:id="3" w:name="_Toc231139642"/>
+      <w:bookmarkStart w:id="3" w:name="_Toc231156248"/>
       <w:proofErr w:type="spellStart"/>
       <w:r>
         <w:t>Lessons</w:t>
@@ -1729,7 +1811,7 @@
       <w:pPr>
         <w:pStyle w:val="berschrift1"/>
       </w:pPr>
-      <w:bookmarkStart w:id="4" w:name="_Toc231139643"/>
+      <w:bookmarkStart w:id="4" w:name="_Toc231156249"/>
       <w:r>
         <w:t>Selbstständigkeitserklärung</w:t>
       </w:r>
@@ -1747,9 +1829,11 @@
       <w:pPr>
         <w:pStyle w:val="berschrift1"/>
       </w:pPr>
+      <w:bookmarkStart w:id="5" w:name="_Toc231156250"/>
       <w:r>
         <w:t>Quellen</w:t>
       </w:r>
+      <w:bookmarkEnd w:id="5"/>
     </w:p>
     <w:p>
       <w:hyperlink r:id="rId9" w:history="1">
@@ -1769,6 +1853,9 @@
       <w:r>
         <w:t xml:space="preserve"> Titelbild</w:t>
       </w:r>
+      <w:r>
+        <w:t xml:space="preserve"> in der Dokumentation</w:t>
+      </w:r>
     </w:p>
     <w:p>
       <w:hyperlink r:id="rId10" w:history="1">
@@ -1801,10 +1888,10 @@
         <w:t>tellen im Code</w:t>
       </w:r>
       <w:r>
-        <w:t xml:space="preserve"> (meistens «</w:t>
-      </w:r>
-      <w:r>
-        <w:t>Beispieltext» und nicht der Code selbst</w:t>
+        <w:t xml:space="preserve"> (meistens </w:t>
+      </w:r>
+      <w:r>
+        <w:t>Beispieltext und nicht der Code selbst</w:t>
       </w:r>
       <w:r>
         <w:t>)</w:t>
@@ -1826,17 +1913,20 @@
         </w:r>
       </w:hyperlink>
       <w:r>
-        <w:t xml:space="preserve"> </w:t>
-      </w:r>
-      <w:r>
-        <w:sym w:font="Wingdings" w:char="F0E0"/>
-      </w:r>
-      <w:r>
         <w:rPr>
           <w:lang w:val="en-US"/>
         </w:rPr>
         <w:t xml:space="preserve"> </w:t>
       </w:r>
+      <w:r>
+        <w:sym w:font="Wingdings" w:char="F0E0"/>
+      </w:r>
+      <w:r>
+        <w:rPr>
+          <w:lang w:val="en-US"/>
+        </w:rPr>
+        <w:t xml:space="preserve"> </w:t>
+      </w:r>
       <w:proofErr w:type="spellStart"/>
       <w:r>
         <w:rPr>
@@ -1867,16 +1957,16 @@
       </w:r>
     </w:p>
     <w:p>
-      <w:pPr>
-        <w:rPr>
-          <w:lang w:val="en-US"/>
-        </w:rPr>
-      </w:pPr>
-      <w:r>
-        <w:rPr>
-          <w:lang w:val="en-US"/>
-        </w:rPr>
-        <w:t xml:space="preserve"> (quelle Video) </w:t>
+      <w:hyperlink r:id="rId12" w:history="1">
+        <w:r>
+          <w:rPr>
+            <w:rStyle w:val="Hyperlink"/>
+          </w:rPr>
+          <w:t>Adobe Stock</w:t>
+        </w:r>
+      </w:hyperlink>
+      <w:r>
+        <w:t xml:space="preserve"> </w:t>
       </w:r>
       <w:r>
         <w:rPr>
@@ -1885,20 +1975,41 @@
         <w:sym w:font="Wingdings" w:char="F0E0"/>
       </w:r>
       <w:r>
-        <w:rPr>
-          <w:lang w:val="en-US"/>
-        </w:rPr>
         <w:t xml:space="preserve"> </w:t>
       </w:r>
       <w:r>
-        <w:rPr>
-          <w:lang w:val="en-US"/>
-        </w:rPr>
-        <w:t>Video von Thailand</w:t>
+        <w:t>Video von Thailan</w:t>
+      </w:r>
+      <w:r>
+        <w:t>d</w:t>
+      </w:r>
+    </w:p>
+    <w:p>
+      <w:hyperlink r:id="rId13" w:history="1">
+        <w:proofErr w:type="spellStart"/>
+        <w:r>
+          <w:rPr>
+            <w:rStyle w:val="Hyperlink"/>
+          </w:rPr>
+          <w:t>Pixabay</w:t>
+        </w:r>
+        <w:proofErr w:type="spellEnd"/>
+      </w:hyperlink>
+      <w:r>
+        <w:t xml:space="preserve"> </w:t>
+      </w:r>
+      <w:r>
+        <w:sym w:font="Wingdings" w:char="F0E0"/>
+      </w:r>
+      <w:r>
+        <w:t xml:space="preserve"> Bilder für </w:t>
+      </w:r>
+      <w:r>
+        <w:t>die Website</w:t>
       </w:r>
     </w:p>
     <w:sectPr>
-      <w:footerReference w:type="default" r:id="rId12"/>
+      <w:footerReference w:type="default" r:id="rId14"/>
       <w:pgSz w:w="11906" w:h="16838"/>
       <w:pgMar w:top="1417" w:right="1417" w:bottom="1134" w:left="1417" w:header="708" w:footer="708" w:gutter="0"/>
       <w:cols w:space="708"/>
@@ -4340,6 +4451,18 @@
       <w:shd w:val="clear" w:color="auto" w:fill="E1DFDD"/>
     </w:rPr>
   </w:style>
+  <w:style w:type="character" w:styleId="BesuchterLink">
+    <w:name w:val="FollowedHyperlink"/>
+    <w:basedOn w:val="Absatz-Standardschriftart"/>
+    <w:uiPriority w:val="99"/>
+    <w:semiHidden/>
+    <w:unhideWhenUsed/>
+    <w:rsid w:val="009B73D7"/>
+    <w:rPr>
+      <w:color w:val="96607D" w:themeColor="followedHyperlink"/>
+      <w:u w:val="single"/>
+    </w:rPr>
+  </w:style>
 </w:styles>
 </file>
 
